--- a/CMA_W_B1_Ch01_Handouts.docx
+++ b/CMA_W_B1_Ch01_Handouts.docx
@@ -2497,7 +2497,7 @@
                 <w:sz w:val="18"/>
                 <w:szCs w:val="18"/>
               </w:rPr>
-              <w:t xml:space="preserve">Plan and control operations</w:t>
+              <w:t xml:space="preserve">Sign long-term contracts</w:t>
             </w:r>
           </w:p>
         </w:tc>
@@ -2565,7 +2565,7 @@
                 <w:sz w:val="18"/>
                 <w:szCs w:val="18"/>
               </w:rPr>
-              <w:t xml:space="preserve">Stay, negotiate pay</w:t>
+              <w:t xml:space="preserve">Lend, renew or stop a loan</w:t>
             </w:r>
           </w:p>
         </w:tc>
@@ -2699,7 +2699,7 @@
                 <w:sz w:val="18"/>
                 <w:szCs w:val="18"/>
               </w:rPr>
-              <w:t xml:space="preserve">Sign long-term contracts</w:t>
+              <w:t xml:space="preserve">Tax, oversight, statistics</w:t>
             </w:r>
           </w:p>
         </w:tc>
@@ -2734,7 +2734,7 @@
                 <w:sz w:val="18"/>
                 <w:szCs w:val="18"/>
               </w:rPr>
-              <w:t xml:space="preserve">Tax, oversight, statistics</w:t>
+              <w:t xml:space="preserve">Plan and control operations</w:t>
             </w:r>
           </w:p>
         </w:tc>
@@ -2767,7 +2767,7 @@
                 <w:sz w:val="18"/>
                 <w:szCs w:val="18"/>
               </w:rPr>
-              <w:t xml:space="preserve">Plan and control operations</w:t>
+              <w:t xml:space="preserve">Buy, hold or sell shares</w:t>
             </w:r>
           </w:p>
         </w:tc>
@@ -2835,7 +2835,7 @@
                 <w:sz w:val="18"/>
                 <w:szCs w:val="18"/>
               </w:rPr>
-              <w:t xml:space="preserve">Stay, negotiate pay</w:t>
+              <w:t xml:space="preserve">Lend, renew or stop a loan</w:t>
             </w:r>
           </w:p>
         </w:tc>
@@ -2868,7 +2868,7 @@
                 <w:sz w:val="18"/>
                 <w:szCs w:val="18"/>
               </w:rPr>
-              <w:t xml:space="preserve">Lend, renew or stop a loan</w:t>
+              <w:t xml:space="preserve">Tax, oversight, statistics</w:t>
             </w:r>
           </w:p>
         </w:tc>
@@ -2903,7 +2903,7 @@
                 <w:sz w:val="18"/>
                 <w:szCs w:val="18"/>
               </w:rPr>
-              <w:t xml:space="preserve">Tax, oversight, statistics</w:t>
+              <w:t xml:space="preserve">Plan and control operations</w:t>
             </w:r>
           </w:p>
         </w:tc>
@@ -3037,7 +3037,7 @@
                 <w:sz w:val="18"/>
                 <w:szCs w:val="18"/>
               </w:rPr>
-              <w:t xml:space="preserve">Lend, renew or stop a loan</w:t>
+              <w:t xml:space="preserve">Buy, hold or sell shares</w:t>
             </w:r>
           </w:p>
         </w:tc>
@@ -3072,7 +3072,7 @@
                 <w:sz w:val="18"/>
                 <w:szCs w:val="18"/>
               </w:rPr>
-              <w:t xml:space="preserve">Tax, oversight, statistics</w:t>
+              <w:t xml:space="preserve">Sign long-term contracts</w:t>
             </w:r>
           </w:p>
         </w:tc>
@@ -3105,7 +3105,7 @@
                 <w:sz w:val="18"/>
                 <w:szCs w:val="18"/>
               </w:rPr>
-              <w:t xml:space="preserve">Sign long-term contracts</w:t>
+              <w:t xml:space="preserve">Lend, renew or stop a loan</w:t>
             </w:r>
           </w:p>
         </w:tc>
@@ -9998,7 +9998,7 @@
                 <w:sz w:val="18"/>
                 <w:szCs w:val="18"/>
               </w:rPr>
-              <w:t xml:space="preserve">Revenue</w:t>
+              <w:t xml:space="preserve">Equity</w:t>
             </w:r>
           </w:p>
         </w:tc>
@@ -10066,7 +10066,7 @@
                 <w:sz w:val="18"/>
                 <w:szCs w:val="18"/>
               </w:rPr>
-              <w:t xml:space="preserve">Contra-asset</w:t>
+              <w:t xml:space="preserve">Revenue</w:t>
             </w:r>
           </w:p>
         </w:tc>
@@ -10099,7 +10099,7 @@
                 <w:sz w:val="18"/>
                 <w:szCs w:val="18"/>
               </w:rPr>
-              <w:t xml:space="preserve">Equity</w:t>
+              <w:t xml:space="preserve">Expense</w:t>
             </w:r>
           </w:p>
         </w:tc>
@@ -10167,7 +10167,7 @@
                 <w:sz w:val="18"/>
                 <w:szCs w:val="18"/>
               </w:rPr>
-              <w:t xml:space="preserve">Contra-asset</w:t>
+              <w:t xml:space="preserve">Equity</w:t>
             </w:r>
           </w:p>
         </w:tc>
@@ -10369,7 +10369,7 @@
                 <w:sz w:val="18"/>
                 <w:szCs w:val="18"/>
               </w:rPr>
-              <w:t xml:space="preserve">Asset</w:t>
+              <w:t xml:space="preserve">Expense</w:t>
             </w:r>
           </w:p>
         </w:tc>
@@ -10404,7 +10404,7 @@
                 <w:sz w:val="18"/>
                 <w:szCs w:val="18"/>
               </w:rPr>
-              <w:t xml:space="preserve">Contra-asset</w:t>
+              <w:t xml:space="preserve">Equity</w:t>
             </w:r>
           </w:p>
         </w:tc>
@@ -10505,7 +10505,7 @@
                 <w:sz w:val="18"/>
                 <w:szCs w:val="18"/>
               </w:rPr>
-              <w:t xml:space="preserve">Expense</w:t>
+              <w:t xml:space="preserve">Asset</w:t>
             </w:r>
           </w:p>
         </w:tc>
@@ -10606,7 +10606,7 @@
                 <w:sz w:val="18"/>
                 <w:szCs w:val="18"/>
               </w:rPr>
-              <w:t xml:space="preserve">Liability</w:t>
+              <w:t xml:space="preserve">Expense</w:t>
             </w:r>
           </w:p>
         </w:tc>
@@ -17127,7 +17127,7 @@
           <w:sz w:val="18"/>
           <w:szCs w:val="18"/>
         </w:rPr>
-        <w:t xml:space="preserve">How did the company perform?</w:t>
+        <w:t xml:space="preserve">Why did each equity account change?</w:t>
       </w:r>
     </w:p>
     <w:p>
@@ -17173,7 +17173,7 @@
           <w:sz w:val="18"/>
           <w:szCs w:val="18"/>
         </w:rPr>
-        <w:t xml:space="preserve">Why did each equity account change?</w:t>
+        <w:t xml:space="preserve">How did the company perform?</w:t>
       </w:r>
     </w:p>
     <w:p>
@@ -17219,7 +17219,7 @@
           <w:sz w:val="18"/>
           <w:szCs w:val="18"/>
         </w:rPr>
-        <w:t xml:space="preserve">What does the company have and owe, and what is the owners' claim?</w:t>
+        <w:t xml:space="preserve">Where did cash come from, and where did it go?</w:t>
       </w:r>
     </w:p>
     <w:p>
@@ -17265,7 +17265,7 @@
           <w:sz w:val="18"/>
           <w:szCs w:val="18"/>
         </w:rPr>
-        <w:t xml:space="preserve">Where did cash come from, and where did it go?</w:t>
+        <w:t xml:space="preserve">What does the company have and owe, and what is the owners' claim?</w:t>
       </w:r>
     </w:p>
     <w:p>
@@ -17357,7 +17357,7 @@
           <w:sz w:val="18"/>
           <w:szCs w:val="18"/>
         </w:rPr>
-        <w:t xml:space="preserve">What does the company have and owe, and what is the owners' claim?</w:t>
+        <w:t xml:space="preserve">Where did cash come from, and where did it go?</w:t>
       </w:r>
     </w:p>
     <w:p>
@@ -17380,7 +17380,7 @@
           <w:sz w:val="18"/>
           <w:szCs w:val="18"/>
         </w:rPr>
-        <w:t xml:space="preserve">How did the company perform?</w:t>
+        <w:t xml:space="preserve">What does the company have and owe, and what is the owners' claim?</w:t>
       </w:r>
     </w:p>
     <w:p>
@@ -17403,7 +17403,7 @@
           <w:sz w:val="18"/>
           <w:szCs w:val="18"/>
         </w:rPr>
-        <w:t xml:space="preserve">Where did cash come from, and where did it go?</w:t>
+        <w:t xml:space="preserve">How did the company perform?</w:t>
       </w:r>
     </w:p>
     <w:p>
@@ -17449,7 +17449,7 @@
           <w:sz w:val="18"/>
           <w:szCs w:val="18"/>
         </w:rPr>
-        <w:t xml:space="preserve">How did the company perform?</w:t>
+        <w:t xml:space="preserve">Why did each equity account change?</w:t>
       </w:r>
     </w:p>
     <w:p>
@@ -17472,7 +17472,7 @@
           <w:sz w:val="18"/>
           <w:szCs w:val="18"/>
         </w:rPr>
-        <w:t xml:space="preserve">Why did each equity account change?</w:t>
+        <w:t xml:space="preserve">What does the company have and owe, and what is the owners' claim?</w:t>
       </w:r>
     </w:p>
     <w:p>
@@ -17495,7 +17495,7 @@
           <w:sz w:val="18"/>
           <w:szCs w:val="18"/>
         </w:rPr>
-        <w:t xml:space="preserve">What does the company have and owe, and what is the owners' claim?</w:t>
+        <w:t xml:space="preserve">How did the company perform?</w:t>
       </w:r>
     </w:p>
     <w:p>
@@ -23382,7 +23382,7 @@
           <w:sz w:val="18"/>
           <w:szCs w:val="18"/>
         </w:rPr>
-        <w:t xml:space="preserve">Cash is received before the revenue is earned.</w:t>
+        <w:t xml:space="preserve">The expense is incurred before cash is paid.</w:t>
       </w:r>
     </w:p>
     <w:p>
@@ -23405,7 +23405,7 @@
           <w:sz w:val="18"/>
           <w:szCs w:val="18"/>
         </w:rPr>
-        <w:t xml:space="preserve">The expense is incurred before cash is paid.</w:t>
+        <w:t xml:space="preserve">Cash is received before the revenue is earned.</w:t>
       </w:r>
     </w:p>
     <w:p>
@@ -23474,7 +23474,7 @@
           <w:sz w:val="18"/>
           <w:szCs w:val="18"/>
         </w:rPr>
-        <w:t xml:space="preserve">The expense is incurred before cash is paid.</w:t>
+        <w:t xml:space="preserve">Revenue is earned before cash is received or billed.</w:t>
       </w:r>
     </w:p>
     <w:p>
@@ -23543,7 +23543,7 @@
           <w:sz w:val="18"/>
           <w:szCs w:val="18"/>
         </w:rPr>
-        <w:t xml:space="preserve">Revenue is earned before cash is received or billed.</w:t>
+        <w:t xml:space="preserve">The expense is incurred before cash is paid.</w:t>
       </w:r>
     </w:p>
     <w:p>
@@ -23704,7 +23704,7 @@
           <w:sz w:val="18"/>
           <w:szCs w:val="18"/>
         </w:rPr>
-        <w:t xml:space="preserve">Cash is paid before the expense is incurred.</w:t>
+        <w:t xml:space="preserve">Cash is received before the revenue is earned.</w:t>
       </w:r>
     </w:p>
     <w:p>
@@ -23727,7 +23727,7 @@
           <w:sz w:val="18"/>
           <w:szCs w:val="18"/>
         </w:rPr>
-        <w:t xml:space="preserve">Cash is received before the revenue is earned.</w:t>
+        <w:t xml:space="preserve">The expense is incurred before cash is paid.</w:t>
       </w:r>
     </w:p>
     <w:p>
@@ -23750,7 +23750,7 @@
           <w:sz w:val="18"/>
           <w:szCs w:val="18"/>
         </w:rPr>
-        <w:t xml:space="preserve">The expense is incurred before cash is paid.</w:t>
+        <w:t xml:space="preserve">Cash is paid before the expense is incurred.</w:t>
       </w:r>
     </w:p>
     <w:p>
@@ -29176,7 +29176,7 @@
                 <w:sz w:val="18"/>
                 <w:szCs w:val="18"/>
               </w:rPr>
-              <w:t xml:space="preserve">share capital (ordinary shares)</w:t>
+              <w:t xml:space="preserve">trade receivables</w:t>
             </w:r>
           </w:p>
         </w:tc>
@@ -29244,7 +29244,7 @@
                 <w:sz w:val="18"/>
                 <w:szCs w:val="18"/>
               </w:rPr>
-              <w:t xml:space="preserve">profit</w:t>
+              <w:t xml:space="preserve">share capital (ordinary shares)</w:t>
             </w:r>
           </w:p>
         </w:tc>
@@ -29380,7 +29380,7 @@
                 <w:sz w:val="18"/>
                 <w:szCs w:val="18"/>
               </w:rPr>
-              <w:t xml:space="preserve">share capital (ordinary shares)</w:t>
+              <w:t xml:space="preserve">trade receivables</w:t>
             </w:r>
           </w:p>
         </w:tc>
@@ -29413,7 +29413,7 @@
                 <w:sz w:val="18"/>
                 <w:szCs w:val="18"/>
               </w:rPr>
-              <w:t xml:space="preserve">profit</w:t>
+              <w:t xml:space="preserve">share capital (ordinary shares)</w:t>
             </w:r>
           </w:p>
         </w:tc>
@@ -29481,7 +29481,7 @@
                 <w:sz w:val="18"/>
                 <w:szCs w:val="18"/>
               </w:rPr>
-              <w:t xml:space="preserve">statement of financial position</w:t>
+              <w:t xml:space="preserve">trade receivables</w:t>
             </w:r>
           </w:p>
         </w:tc>
@@ -29514,7 +29514,7 @@
                 <w:sz w:val="18"/>
                 <w:szCs w:val="18"/>
               </w:rPr>
-              <w:t xml:space="preserve">trade receivables</w:t>
+              <w:t xml:space="preserve">statement of financial position</w:t>
             </w:r>
           </w:p>
         </w:tc>
@@ -29650,7 +29650,7 @@
                 <w:sz w:val="18"/>
                 <w:szCs w:val="18"/>
               </w:rPr>
-              <w:t xml:space="preserve">statement of financial position</w:t>
+              <w:t xml:space="preserve">profit</w:t>
             </w:r>
           </w:p>
         </w:tc>
@@ -29718,7 +29718,7 @@
                 <w:sz w:val="18"/>
                 <w:szCs w:val="18"/>
               </w:rPr>
-              <w:t xml:space="preserve">profit</w:t>
+              <w:t xml:space="preserve">trade receivables</w:t>
             </w:r>
           </w:p>
         </w:tc>
@@ -29751,7 +29751,7 @@
                 <w:sz w:val="18"/>
                 <w:szCs w:val="18"/>
               </w:rPr>
-              <w:t xml:space="preserve">share capital (ordinary shares)</w:t>
+              <w:t xml:space="preserve">statement of profit or loss</w:t>
             </w:r>
           </w:p>
         </w:tc>
@@ -35884,7 +35884,7 @@
                 <w:sz w:val="18"/>
                 <w:szCs w:val="18"/>
               </w:rPr>
-              <w:t xml:space="preserve">936</w:t>
+              <w:t xml:space="preserve">4,200</w:t>
             </w:r>
           </w:p>
         </w:tc>
@@ -35985,7 +35985,7 @@
                 <w:sz w:val="18"/>
                 <w:szCs w:val="18"/>
               </w:rPr>
-              <w:t xml:space="preserve">520</w:t>
+              <w:t xml:space="preserve">9,750</w:t>
             </w:r>
           </w:p>
         </w:tc>
@@ -36053,7 +36053,7 @@
                 <w:sz w:val="18"/>
                 <w:szCs w:val="18"/>
               </w:rPr>
-              <w:t xml:space="preserve">24</w:t>
+              <w:t xml:space="preserve">420</w:t>
             </w:r>
           </w:p>
         </w:tc>
@@ -36086,7 +36086,7 @@
                 <w:sz w:val="18"/>
                 <w:szCs w:val="18"/>
               </w:rPr>
-              <w:t xml:space="preserve">4,200</w:t>
+              <w:t xml:space="preserve">520</w:t>
             </w:r>
           </w:p>
         </w:tc>
@@ -36154,7 +36154,7 @@
                 <w:sz w:val="18"/>
                 <w:szCs w:val="18"/>
               </w:rPr>
-              <w:t xml:space="preserve">9,750</w:t>
+              <w:t xml:space="preserve">936</w:t>
             </w:r>
           </w:p>
         </w:tc>
@@ -36222,7 +36222,7 @@
                 <w:sz w:val="18"/>
                 <w:szCs w:val="18"/>
               </w:rPr>
-              <w:t xml:space="preserve">4,200</w:t>
+              <w:t xml:space="preserve">936</w:t>
             </w:r>
           </w:p>
         </w:tc>
@@ -36255,7 +36255,7 @@
                 <w:sz w:val="18"/>
                 <w:szCs w:val="18"/>
               </w:rPr>
-              <w:t xml:space="preserve">9,750</w:t>
+              <w:t xml:space="preserve">300</w:t>
             </w:r>
           </w:p>
         </w:tc>
@@ -36290,7 +36290,7 @@
                 <w:sz w:val="18"/>
                 <w:szCs w:val="18"/>
               </w:rPr>
-              <w:t xml:space="preserve">90</w:t>
+              <w:t xml:space="preserve">520</w:t>
             </w:r>
           </w:p>
         </w:tc>
@@ -40460,7 +40460,7 @@
           <w:sz w:val="19"/>
           <w:szCs w:val="19"/>
         </w:rPr>
-        <w:t xml:space="preserve">“section 1.1” — which part of the chapter is this?</w:t>
+        <w:t xml:space="preserve">Which part of this chapter is section 1.1?</w:t>
       </w:r>
     </w:p>
     <w:p>
@@ -40483,7 +40483,7 @@
           <w:sz w:val="18"/>
           <w:szCs w:val="18"/>
         </w:rPr>
-        <w:t xml:space="preserve">Double entry: debits and credits</w:t>
+        <w:t xml:space="preserve">A first look at the four statements</w:t>
       </w:r>
     </w:p>
     <w:p>
@@ -40529,7 +40529,7 @@
           <w:sz w:val="18"/>
           <w:szCs w:val="18"/>
         </w:rPr>
-        <w:t xml:space="preserve">The building blocks: elements and the accounting equation</w:t>
+        <w:t xml:space="preserve">Who writes the rules? U.S. GAAP and IFRS</w:t>
       </w:r>
     </w:p>
     <w:p>
@@ -40575,7 +40575,7 @@
           <w:sz w:val="19"/>
           <w:szCs w:val="19"/>
         </w:rPr>
-        <w:t xml:space="preserve">“section 1.2” — which part of the chapter is this?</w:t>
+        <w:t xml:space="preserve">Which part of this chapter is section 1.2?</w:t>
       </w:r>
     </w:p>
     <w:p>
@@ -40598,7 +40598,7 @@
           <w:sz w:val="18"/>
           <w:szCs w:val="18"/>
         </w:rPr>
-        <w:t xml:space="preserve">The accrual basis and the matching principle</w:t>
+        <w:t xml:space="preserve">Who uses financial statements, and why?</w:t>
       </w:r>
     </w:p>
     <w:p>
@@ -40621,7 +40621,7 @@
           <w:sz w:val="18"/>
           <w:szCs w:val="18"/>
         </w:rPr>
-        <w:t xml:space="preserve">Who uses financial statements, and why?</w:t>
+        <w:t xml:space="preserve">The accrual basis and the matching principle</w:t>
       </w:r>
     </w:p>
     <w:p>
@@ -40667,7 +40667,7 @@
           <w:sz w:val="18"/>
           <w:szCs w:val="18"/>
         </w:rPr>
-        <w:t xml:space="preserve">Double entry: debits and credits</w:t>
+        <w:t xml:space="preserve">Who writes the rules? U.S. GAAP and IFRS</w:t>
       </w:r>
     </w:p>
     <w:p>
@@ -40690,7 +40690,7 @@
           <w:sz w:val="19"/>
           <w:szCs w:val="19"/>
         </w:rPr>
-        <w:t xml:space="preserve">“section 1.3” — which part of the chapter is this?</w:t>
+        <w:t xml:space="preserve">Which part of this chapter is section 1.3?</w:t>
       </w:r>
     </w:p>
     <w:p>
@@ -40713,7 +40713,7 @@
           <w:sz w:val="18"/>
           <w:szCs w:val="18"/>
         </w:rPr>
-        <w:t xml:space="preserve">The building blocks: elements and the accounting equation</w:t>
+        <w:t xml:space="preserve">Who uses financial statements, and why?</w:t>
       </w:r>
     </w:p>
     <w:p>
@@ -40736,7 +40736,7 @@
           <w:sz w:val="18"/>
           <w:szCs w:val="18"/>
         </w:rPr>
-        <w:t xml:space="preserve">Who uses financial statements, and why?</w:t>
+        <w:t xml:space="preserve">A first look at the four statements</w:t>
       </w:r>
     </w:p>
     <w:p>
@@ -40759,7 +40759,7 @@
           <w:sz w:val="18"/>
           <w:szCs w:val="18"/>
         </w:rPr>
-        <w:t xml:space="preserve">The accrual basis and the matching principle</w:t>
+        <w:t xml:space="preserve">Who writes the rules? U.S. GAAP and IFRS</w:t>
       </w:r>
     </w:p>
     <w:p>
@@ -41818,8 +41818,8 @@
         </w:tblBorders>
       </w:tblPr>
       <w:tblGrid>
-        <w:gridCol w:w="1416"/>
-        <w:gridCol w:w="8184"/>
+        <w:gridCol w:w="3956"/>
+        <w:gridCol w:w="5644"/>
       </w:tblGrid>
       <w:tr>
         <w:tc>
@@ -41854,7 +41854,7 @@
       <w:tr>
         <w:tc>
           <w:tcPr>
-            <w:tcW w:type="pct" w:w="738"/>
+            <w:tcW w:type="pct" w:w="2061"/>
             <w:tcMar>
               <w:top w:type="dxa" w:w="50"/>
               <w:left w:type="dxa" w:w="110"/>
@@ -41880,7 +41880,7 @@
         </w:tc>
         <w:tc>
           <w:tcPr>
-            <w:tcW w:type="pct" w:w="4262"/>
+            <w:tcW w:type="pct" w:w="2939"/>
             <w:tcMar>
               <w:top w:type="dxa" w:w="50"/>
               <w:left w:type="dxa" w:w="110"/>
@@ -41908,7 +41908,7 @@
       <w:tr>
         <w:tc>
           <w:tcPr>
-            <w:tcW w:type="pct" w:w="738"/>
+            <w:tcW w:type="pct" w:w="2061"/>
             <w:tcMar>
               <w:top w:type="dxa" w:w="50"/>
               <w:left w:type="dxa" w:w="110"/>
@@ -41932,7 +41932,7 @@
         </w:tc>
         <w:tc>
           <w:tcPr>
-            <w:tcW w:type="pct" w:w="4262"/>
+            <w:tcW w:type="pct" w:w="2939"/>
             <w:tcMar>
               <w:top w:type="dxa" w:w="50"/>
               <w:left w:type="dxa" w:w="110"/>
@@ -41958,7 +41958,7 @@
       <w:tr>
         <w:tc>
           <w:tcPr>
-            <w:tcW w:type="pct" w:w="738"/>
+            <w:tcW w:type="pct" w:w="2061"/>
             <w:shd w:fill="FBFAF6" w:val="clear"/>
             <w:tcMar>
               <w:top w:type="dxa" w:w="50"/>
@@ -41983,7 +41983,7 @@
         </w:tc>
         <w:tc>
           <w:tcPr>
-            <w:tcW w:type="pct" w:w="4262"/>
+            <w:tcW w:type="pct" w:w="2939"/>
             <w:shd w:fill="FBFAF6" w:val="clear"/>
             <w:tcMar>
               <w:top w:type="dxa" w:w="50"/>
@@ -42010,7 +42010,7 @@
       <w:tr>
         <w:tc>
           <w:tcPr>
-            <w:tcW w:type="pct" w:w="738"/>
+            <w:tcW w:type="pct" w:w="2061"/>
             <w:tcMar>
               <w:top w:type="dxa" w:w="50"/>
               <w:left w:type="dxa" w:w="110"/>
@@ -42034,7 +42034,7 @@
         </w:tc>
         <w:tc>
           <w:tcPr>
-            <w:tcW w:type="pct" w:w="4262"/>
+            <w:tcW w:type="pct" w:w="2939"/>
             <w:tcMar>
               <w:top w:type="dxa" w:w="50"/>
               <w:left w:type="dxa" w:w="110"/>
@@ -42060,7 +42060,7 @@
       <w:tr>
         <w:tc>
           <w:tcPr>
-            <w:tcW w:type="pct" w:w="738"/>
+            <w:tcW w:type="pct" w:w="2061"/>
             <w:shd w:fill="FBFAF6" w:val="clear"/>
             <w:tcMar>
               <w:top w:type="dxa" w:w="50"/>
@@ -42085,7 +42085,7 @@
         </w:tc>
         <w:tc>
           <w:tcPr>
-            <w:tcW w:type="pct" w:w="4262"/>
+            <w:tcW w:type="pct" w:w="2939"/>
             <w:shd w:fill="FBFAF6" w:val="clear"/>
             <w:tcMar>
               <w:top w:type="dxa" w:w="50"/>
@@ -42112,7 +42112,7 @@
       <w:tr>
         <w:tc>
           <w:tcPr>
-            <w:tcW w:type="pct" w:w="738"/>
+            <w:tcW w:type="pct" w:w="2061"/>
             <w:tcMar>
               <w:top w:type="dxa" w:w="50"/>
               <w:left w:type="dxa" w:w="110"/>
@@ -42136,7 +42136,7 @@
         </w:tc>
         <w:tc>
           <w:tcPr>
-            <w:tcW w:type="pct" w:w="4262"/>
+            <w:tcW w:type="pct" w:w="2939"/>
             <w:tcMar>
               <w:top w:type="dxa" w:w="50"/>
               <w:left w:type="dxa" w:w="110"/>
@@ -42279,7 +42279,7 @@
           <w:sz w:val="18"/>
           <w:szCs w:val="18"/>
         </w:rPr>
-        <w:t xml:space="preserve">After closing, Barada's retained earnings at December 31, 2025 are: [s</w:t>
+        <w:t xml:space="preserve">Enter Barada's total assets at December 31, 2025 (USD 000).</w:t>
       </w:r>
     </w:p>
     <w:p>
@@ -42302,7 +42302,7 @@
           <w:sz w:val="18"/>
           <w:szCs w:val="18"/>
         </w:rPr>
-        <w:t xml:space="preserve">Enter Barada's total assets at December 31, 2025 (USD 000).</w:t>
+        <w:t xml:space="preserve">Enter Barada's total liabilities at December 31, 2025 (USD 000).</w:t>
       </w:r>
     </w:p>
     <w:p>
@@ -42325,7 +42325,7 @@
           <w:sz w:val="18"/>
           <w:szCs w:val="18"/>
         </w:rPr>
-        <w:t xml:space="preserve">Enter Barada's net income for 2025 (USD 000).</w:t>
+        <w:t xml:space="preserve">After closing, Barada's retained earnings at December 31, 2025 are: [s</w:t>
       </w:r>
     </w:p>
     <w:p>
@@ -42371,7 +42371,7 @@
           <w:sz w:val="18"/>
           <w:szCs w:val="18"/>
         </w:rPr>
-        <w:t xml:space="preserve">Match each account to its category. (On the exam screen you would drag</w:t>
+        <w:t xml:space="preserve">Enter Barada's total assets at December 31, 2025 (USD 000).</w:t>
       </w:r>
     </w:p>
     <w:p>
@@ -42417,7 +42417,7 @@
           <w:sz w:val="18"/>
           <w:szCs w:val="18"/>
         </w:rPr>
-        <w:t xml:space="preserve">After closing, Barada's retained earnings at December 31, 2025 are: [s</w:t>
+        <w:t xml:space="preserve">Match each account to its category. (On the exam screen you would drag</w:t>
       </w:r>
     </w:p>
     <w:p>
@@ -42440,7 +42440,7 @@
           <w:sz w:val="18"/>
           <w:szCs w:val="18"/>
         </w:rPr>
-        <w:t xml:space="preserve">Enter Barada's total assets at December 31, 2025 (USD 000).</w:t>
+        <w:t xml:space="preserve">Enter Barada's total liabilities at December 31, 2025 (USD 000).</w:t>
       </w:r>
     </w:p>
     <w:p>
@@ -42509,7 +42509,7 @@
           <w:sz w:val="18"/>
           <w:szCs w:val="18"/>
         </w:rPr>
-        <w:t xml:space="preserve">Match each account to its category. (On the exam screen you would drag</w:t>
+        <w:t xml:space="preserve">Enter Barada's total liabilities at December 31, 2025 (USD 000).</w:t>
       </w:r>
     </w:p>
     <w:p>
@@ -42532,7 +42532,7 @@
           <w:sz w:val="18"/>
           <w:szCs w:val="18"/>
         </w:rPr>
-        <w:t xml:space="preserve">Enter Barada's net income for 2025 (USD 000).</w:t>
+        <w:t xml:space="preserve">Match each account to its category. (On the exam screen you would drag</w:t>
       </w:r>
     </w:p>
     <w:p>
@@ -42647,7 +42647,7 @@
           <w:sz w:val="18"/>
           <w:szCs w:val="18"/>
         </w:rPr>
-        <w:t xml:space="preserve">Enter Barada's net income for 2025 (USD 000).</w:t>
+        <w:t xml:space="preserve">Enter Barada's total liabilities at December 31, 2025 (USD 000).</w:t>
       </w:r>
     </w:p>
     <w:p>
@@ -42716,7 +42716,7 @@
           <w:sz w:val="18"/>
           <w:szCs w:val="18"/>
         </w:rPr>
-        <w:t xml:space="preserve">Match each account to its category. (On the exam screen you would drag</w:t>
+        <w:t xml:space="preserve">Enter Barada's total assets at December 31, 2025 (USD 000).</w:t>
       </w:r>
     </w:p>
     <w:p>
@@ -42762,7 +42762,7 @@
           <w:sz w:val="18"/>
           <w:szCs w:val="18"/>
         </w:rPr>
-        <w:t xml:space="preserve">Enter Barada's total assets at December 31, 2025 (USD 000).</w:t>
+        <w:t xml:space="preserve">After closing, Barada's retained earnings at December 31, 2025 are: [s</w:t>
       </w:r>
     </w:p>
     <w:p>
@@ -42785,7 +42785,7 @@
           <w:sz w:val="18"/>
           <w:szCs w:val="18"/>
         </w:rPr>
-        <w:t xml:space="preserve">Enter Barada's net income for 2025 (USD 000).</w:t>
+        <w:t xml:space="preserve">Match each account to its category. (On the exam screen you would drag</w:t>
       </w:r>
     </w:p>
     <w:tbl>
